--- a/fixtures/demo-autofirma.docx
+++ b/fixtures/demo-autofirma.docx
@@ -38,7 +38,7 @@
     </w:p>
     <w:p>
       <w:r>
-        <w:t>[contenido;type=textarea;title=Contenido;description=Texto que se incluirá en el documento antes de firmarlo.]</w:t>
+        <w:t>[contenido;type=html;title=Contenido;description=Texto que se incluirá en el documento antes de firmarlo.]</w:t>
       </w:r>
     </w:p>
     <w:p/>
